--- a/uk-civil-engineering-genai-exposure/01_Title_Page_Not_for_Review.docx
+++ b/uk-civil-engineering-genai-exposure/01_Title_Page_Not_for_Review.docx
@@ -143,7 +143,22 @@
           <w:i w:val="0"/>
           <w:sz w:val="24"/>
         </w:rPr>
-        <w:t>Word count (including abstract, tables, captions and references): 7304</w:t>
+        <w:t>Main-text word count (Introduction through Conclusion, excluding title page, abstract, references, and figure/table captions): 5218</w:t>
+      </w:r>
+    </w:p>
+    <w:p>
+      <w:pPr>
+        <w:spacing w:line="480" w:lineRule="auto" w:after="0"/>
+        <w:ind w:firstLine="0"/>
+      </w:pPr>
+      <w:r>
+        <w:rPr>
+          <w:rFonts w:ascii="Times New Roman" w:hAnsi="Times New Roman" w:eastAsia="Times New Roman"/>
+          <w:b w:val="0"/>
+          <w:i w:val="0"/>
+          <w:sz w:val="24"/>
+        </w:rPr>
+        <w:t>Full manuscript word count (including abstract, tables, captions and references): 7130</w:t>
       </w:r>
     </w:p>
     <w:p>
@@ -188,7 +203,7 @@
           <w:i w:val="0"/>
           <w:sz w:val="24"/>
         </w:rPr>
-        <w:t>Supplementary material: numbered replication package Data_Study4_IJCM</w:t>
+        <w:t>Supplementary material: 06_Supplementary_Figures.docx and 07_Supplementary_Tables.docx</w:t>
       </w:r>
     </w:p>
     <w:p/>
@@ -279,7 +294,7 @@
           <w:i w:val="0"/>
           <w:sz w:val="24"/>
         </w:rPr>
-        <w:t>Data availability: The replication files that support the findings are in Data_Study4_IJCM. Third-party Eurostat, OECD–WTO BaTIS, ILOSTAT and World Bank material remains subject to the publishers’ terms.</w:t>
+        <w:t>Data availability: Official Eurostat, OECD–WTO BaTIS, ILOSTAT and World Bank material remains subject to the publishers’ terms. Supplementary tables and figures are included; the full replication package is available on request.</w:t>
       </w:r>
     </w:p>
     <w:p>
